--- a/courts/fourth-circuit/maryland/state/court-of-special-appeals/reply-brief/usage/OUTPUT-reply-brief.docx
+++ b/courts/fourth-circuit/maryland/state/court-of-special-appeals/reply-brief/usage/OUTPUT-reply-brief.docx
@@ -11230,7 +11230,7 @@
         <w:t xml:space="preserve"> </w:t>
       </w:r>
       <w:r>
-        <w:t xml:space="preserve">312 (5th Cir. 2022) (“In an ongoing institutional reform case like this [school desegregation] one . . . [a] district court has the continuing ability to order affirmative relief to cure violations flowing from the original constitutional violation”) (citations omitted);</w:t>
+        <w:t xml:space="preserve">312 (5th Cir. 2022) (“In an ongoing institutional reform case like this [school desegregation] one ⁠. ⁠. ⁠. [a] district court has the continuing ability to order affirmative relief to cure violations flowing from the original constitutional violation”) (citations omitted);</w:t>
       </w:r>
       <w:r>
         <w:t xml:space="preserve"> </w:t>
@@ -11295,7 +11295,7 @@
         <w:t xml:space="preserve"> </w:t>
       </w:r>
       <w:r>
-        <w:t xml:space="preserve">at 44. As detailed in Appellants’ opening brief, the Decree provides for further court oversight and involvement, authorizing BCPSS to seek “funding amounts greater than those described” in the Decree based on the expert funding assessment. [Decree ¶¶ 40–41, 53];</w:t>
+        <w:t xml:space="preserve">at 44. As detailed in Appellants’ opening brief, the Decree provides for further court oversight and involvement, authorizing BCPSS to seek “funding amounts greater than those described” in the Decree based on the expert funding assessment. [Decree ¶¶ 40–⁠41, 53];</w:t>
       </w:r>
       <w:r>
         <w:t xml:space="preserve"> </w:t>
@@ -11348,7 +11348,7 @@
         <w:pStyle w:val="BodyText"/>
       </w:pPr>
       <w:r>
-        <w:t xml:space="preserve">Pursuant to the Decree’s authorization of further relief, the Circuit Court repeatedly declared additional funds were necessary and extended its jurisdiction. In 2000, BCPSS, supported by Appellants, applied to the Circuit Court pursuant to the Decree for additional funding to address the deficiencies identified by the expert assessment. [Decree ¶¶ 53–54; 6/9/00 BCPSS PET.]. In June 2000, the court adopted the expert’s findings, and declared that “approximately $2,000 to $2,600 per pupil…[was] need[ed] in order for students of [BCPSS] to receive a Constitutionally Mandated Adequate Education when measured by Contemporary Educational Standards,” and that the State had not made a “reasonable downpayment” on those amounts. [6/30/00 Op. at 25]. The court retained jurisdiction pursuant to the Decree until such time as the State brings “itself into compliance with” Article VIII.</w:t>
+        <w:t xml:space="preserve">Pursuant to the Decree’s authorization of further relief, the Circuit Court repeatedly declared additional funds were necessary and extended its jurisdiction. In 2000, BCPSS, supported by Appellants, applied to the Circuit Court pursuant to the Decree for additional funding to address the deficiencies identified by the expert assessment. [Decree ¶¶ 53–⁠54; 6/9/00 BCPSS PET.]. In June 2000, the court adopted the expert’s findings, and declared that “approximately $2,000 to $2,600 per pupil…[was] need[ed] in order for students of [BCPSS] to receive a Constitutionally Mandated Adequate Education when measured by Contemporary Educational Standards,” and that the State had not made a “reasonable downpayment” on those amounts. [6/30/00 Op. at 25]. The court retained jurisdiction pursuant to the Decree until such time as the State brings “itself into compliance with” Article VIII.</w:t>
       </w:r>
       <w:r>
         <w:t xml:space="preserve"> </w:t>
@@ -12330,8 +12330,6 @@
         <w:rPr>
           <w:b/>
           <w:bCs/>
-          <w:i/>
-          <w:iCs/>
         </w:rPr>
         <w:t xml:space="preserve">Hornbeck</w:t>
       </w:r>
@@ -12366,8 +12364,6 @@
         <w:rPr>
           <w:b/>
           <w:bCs/>
-          <w:i/>
-          <w:iCs/>
         </w:rPr>
         <w:t xml:space="preserve">Bradford</w:t>
       </w:r>
@@ -12375,17 +12371,13 @@
         <w:rPr>
           <w:b/>
           <w:bCs/>
-          <w:i/>
-          <w:iCs/>
-        </w:rPr>
-        <w:t xml:space="preserve"> </w:t>
-      </w:r>
-      <w:r>
-        <w:rPr>
-          <w:b/>
-          <w:bCs/>
-          <w:i/>
-          <w:iCs/>
+        </w:rPr>
+        <w:t xml:space="preserve"> </w:t>
+      </w:r>
+      <w:r>
+        <w:rPr>
+          <w:b/>
+          <w:bCs/>
         </w:rPr>
         <w:t xml:space="preserve">I</w:t>
       </w:r>
@@ -12969,10 +12961,7 @@
         <w:t xml:space="preserve">Hornbeck</w:t>
       </w:r>
       <w:r>
-        <w:t xml:space="preserve"> </w:t>
-      </w:r>
-      <w:r>
-        <w:t xml:space="preserve">. . . focused in particular upon the existence of wide disparities in taxable wealth among the various school districts, and the effect of those differences upon the fiscal capacity of the poorer districts to provide their students with educational offerings and resources comparable to those of the more affluent school districts.” 345 Md. at 181. That claim,</w:t>
+        <w:t xml:space="preserve"> ⁠. ⁠. ⁠. focused in particular upon the existence of wide disparities in taxable wealth among the various school districts, and the effect of those differences upon the fiscal capacity of the poorer districts to provide their students with educational offerings and resources comparable to those of the more affluent school districts.” 345 Md. at 181. That claim,</w:t>
       </w:r>
       <w:r>
         <w:t xml:space="preserve"> </w:t>
@@ -13058,10 +13047,7 @@
         <w:t xml:space="preserve">solely</w:t>
       </w:r>
       <w:r>
-        <w:t xml:space="preserve"> </w:t>
-      </w:r>
-      <w:r>
-        <w:t xml:space="preserve">. . . the constitutional adequacy of the education provided to children in the Baltimore City public schools.”</w:t>
+        <w:t xml:space="preserve"> ⁠. ⁠. ⁠. the constitutional adequacy of the education provided to children in the Baltimore City public schools.”</w:t>
       </w:r>
       <w:r>
         <w:t xml:space="preserve"> </w:t>
@@ -13214,8 +13200,6 @@
         <w:rPr>
           <w:b/>
           <w:bCs/>
-          <w:i/>
-          <w:iCs/>
         </w:rPr>
         <w:t xml:space="preserve">Hornbeck</w:t>
       </w:r>
@@ -13427,7 +13411,7 @@
         <w:t xml:space="preserve"> </w:t>
       </w:r>
       <w:r>
-        <w:t xml:space="preserve">only if they “demonstrate . . . that [they] have been receiving a measurably worse education than any child received in Maryland in 1983.” Appellee Br. at 35–37. That claim is incorrect.</w:t>
+        <w:t xml:space="preserve">only if they “demonstrate ⁠. ⁠. ⁠. that [they] have been receiving a measurably worse education than any child received in Maryland in 1983.” Appellee Br. at 35–37. That claim is incorrect.</w:t>
       </w:r>
     </w:p>
     <w:p>
@@ -15813,8 +15797,6 @@
         <w:rPr>
           <w:b/>
           <w:bCs/>
-          <w:i/>
-          <w:iCs/>
         </w:rPr>
         <w:t xml:space="preserve">Inputs</w:t>
       </w:r>
@@ -15840,8 +15822,6 @@
         <w:rPr>
           <w:b/>
           <w:bCs/>
-          <w:i/>
-          <w:iCs/>
         </w:rPr>
         <w:t xml:space="preserve">Outputs</w:t>
       </w:r>
@@ -15974,7 +15954,7 @@
         <w:t xml:space="preserve"> </w:t>
       </w:r>
       <w:r>
-        <w:t xml:space="preserve">604–605 (App. Div. 2021) (internal citation omitted) (emphasis added). A court must also consider whether there is a “causal link between the present funding system” and the inadequacy of the education provided, which may be demonstrated “by a showing that increased funding can provide better teachers, facilities and instrumentalities of learning[,] . . . together with evidence that such improved inputs yield better student performance.”</w:t>
+        <w:t xml:space="preserve">604–605 (App. Div. 2021) (internal citation omitted) (emphasis added). A court must also consider whether there is a “causal link between the present funding system” and the inadequacy of the education provided, which may be demonstrated “by a showing that increased funding can provide better teachers, facilities and instrumentalities of learning[,] ⁠. ⁠. ⁠. together with evidence that such improved inputs yield better student performance.”</w:t>
       </w:r>
       <w:r>
         <w:t xml:space="preserve"> </w:t>
@@ -16921,7 +16901,7 @@
         <w:pStyle w:val="BodyText"/>
       </w:pPr>
       <w:r>
-        <w:t xml:space="preserve">As Appellants explained in their opening brief, the State failed from as early as 2004 to provide the baseline funding required by the 2000 Order and the Bridge to Excellence Act, which Appellee conceded was required for educational adequacy. Appellants Br. at 22–24. In 2004, the Circuit Court found that the State had not “come close to complying” with the Court’s 2000 Order as of FY 2005 and was still “unlawfully underfund[ing]” BCPSS by between approximately $439 million and $835 million. [2004 Mem. Op. at 21, 67, ¶¶ 80–88]. Subsequently, the General Assembly eliminated inflation increases and cut the annual inflation adjustment, causing the funding gap to grow exponentially. By FY 2017, the last year the Department of Legislative Services tracked this information, the “adequacy gaps” in funding for BCPSS had grown to $4,384 per pupil, or $342 million annually. [Pls. EX8 at 2, 4]. Appellee fails to address this evidence from the State’s contemporaneous budget documents, and merely asserts that it has always over-complied with its funding obligations. Appellee Br. at 38–39.</w:t>
+        <w:t xml:space="preserve">As Appellants explained in their opening brief, the State failed from as early as 2004 to provide the baseline funding required by the 2000 Order and the Bridge to Excellence Act, which Appellee conceded was required for educational adequacy. Appellants Br. at 22–24. In 2004, the Circuit Court found that the State had not “come close to complying” with the Court’s 2000 Order as of FY 2005 and was still “unlawfully underfund[ing]” BCPSS by between approximately $439 million and $835 million. [2004 Mem. Op. at 21, 67, ¶¶ 80–⁠88]. Subsequently, the General Assembly eliminated inflation increases and cut the annual inflation adjustment, causing the funding gap to grow exponentially. By FY 2017, the last year the Department of Legislative Services tracked this information, the “adequacy gaps” in funding for BCPSS had grown to $4,384 per pupil, or $342 million annually. [Pls. EX8 at 2, 4]. Appellee fails to address this evidence from the State’s contemporaneous budget documents, and merely asserts that it has always over-complied with its funding obligations. Appellee Br. at 38–39.</w:t>
       </w:r>
     </w:p>
     <w:p>
@@ -16976,7 +16956,7 @@
         <w:t xml:space="preserve"> </w:t>
       </w:r>
       <w:r>
-        <w:t xml:space="preserve">10/3/22 Perkins-Cohen Aff. at ¶¶ 19–20].</w:t>
+        <w:t xml:space="preserve">10/3/22 Perkins-Cohen Aff. at ¶¶ 19–⁠20].</w:t>
       </w:r>
     </w:p>
     <w:p>
@@ -18778,7 +18758,7 @@
         <w:t xml:space="preserve">Ehrlich</w:t>
       </w:r>
       <w:r>
-        <w:t xml:space="preserve">, 394 Md. at 736 (“Indeed, to hold otherwise would create a ’legal’ means for State government to employ invidious classifications that violate . . . constitutional guarantees”).</w:t>
+        <w:t xml:space="preserve">, 394 Md. at 736 (“Indeed, to hold otherwise would create a ’legal’ means for State government to employ invidious classifications that violate ⁠. ⁠. ⁠. constitutional guarantees”).</w:t>
       </w:r>
     </w:p>
     <w:p>
@@ -18995,7 +18975,7 @@
         <w:t xml:space="preserve">Tennessee Small School System v. McWherter</w:t>
       </w:r>
       <w:r>
-        <w:t xml:space="preserve">, the state violated its constitution where schools suffered from “decaying physical plants, inadequate heating . . . buckling floors, leaking roofs, inadequate science laboratories [] outdated textbooks and libraries . . . [insufficient] advanced placement courses [], art and music classes, [] and athletic programs.”). 91 S.W. 3d 232,</w:t>
+        <w:t xml:space="preserve">, the state violated its constitution where schools suffered from “decaying physical plants, inadequate heating ⁠. ⁠. ⁠. buckling floors, leaking roofs, inadequate science laboratories [] outdated textbooks and libraries ⁠. ⁠. ⁠. [insufficient] advanced placement courses [], art and music classes, [] and athletic programs.”). 91 S.W. 3d 232,</w:t>
       </w:r>
       <w:r>
         <w:t xml:space="preserve"> </w:t>
@@ -19618,7 +19598,7 @@
         <w:pStyle w:val="BodyText"/>
       </w:pPr>
       <w:r>
-        <w:t xml:space="preserve">Appellee’s claim that Appellants’ petition is “riddled with requests for relief that are now superseded” is false. Appellee Br. at 42. Appellee has not once addressed the reality that even after receiving every penny promised by this legislation, an enormous funding deficit would remain across BCPSS. For instance, after all renovations funded by the Built to Learn Act and 21st Century School Buildings Program are complete, the majority of BCPSS’ facilities will remain in disrepair and in need of systemic renovations. [8/12/22 Perkins-Cohen Aff. ¶¶ 26–27]. And even assuming full implementation, the Blueprint fails to provide the necessary funding for BCPSS to meet contemporary educational standards.</w:t>
+        <w:t xml:space="preserve">Appellee’s claim that Appellants’ petition is “riddled with requests for relief that are now superseded” is false. Appellee Br. at 42. Appellee has not once addressed the reality that even after receiving every penny promised by this legislation, an enormous funding deficit would remain across BCPSS. For instance, after all renovations funded by the Built to Learn Act and 21st Century School Buildings Program are complete, the majority of BCPSS’ facilities will remain in disrepair and in need of systemic renovations. [8/12/22 Perkins-Cohen Aff. ¶¶ 26–⁠27]. And even assuming full implementation, the Blueprint fails to provide the necessary funding for BCPSS to meet contemporary educational standards.</w:t>
       </w:r>
       <w:r>
         <w:t xml:space="preserve"> </w:t>
@@ -19650,7 +19630,7 @@
         <w:t xml:space="preserve"> </w:t>
       </w:r>
       <w:r>
-        <w:t xml:space="preserve">[10/4/22 Perkins-Cohen Aff. ¶¶ 20–22, 24, 30, 34–35, 48–49, 50]. Rather than respond to these deficiencies, the Appellee merely avers that the foregoing legislation was “thoroughly considered,” “costly,” and “visionary;” but that is of no relevance to the question of whether BCPSS schoolchildren are receiving a thorough and efficient education. Appellee Br. at 43.</w:t>
+        <w:t xml:space="preserve">[10/4/22 Perkins-Cohen Aff. ¶¶ 20–⁠22, 24, 30, 34–35, 48–49, 50]. Rather than respond to these deficiencies, the Appellee merely avers that the foregoing legislation was “thoroughly considered,” “costly,” and “visionary;” but that is of no relevance to the question of whether BCPSS schoolchildren are receiving a thorough and efficient education. Appellee Br. at 43.</w:t>
       </w:r>
     </w:p>
     <w:p>
@@ -20689,7 +20669,7 @@
         <w:t xml:space="preserve"> </w:t>
       </w:r>
       <w:r>
-        <w:t xml:space="preserve">[Mot. To Preclude Oppo. at 18–25; 10/4/22 Perkins-Cohen Aff. ¶ 32–33]—does not undermine the reliability of their opinions on other relevant issues in this case, including whether the funding provided by the State is sufficient to allow BCPSS to comply with State standards.</w:t>
+        <w:t xml:space="preserve">[Mot. To Preclude Oppo. at 18–25; 10/4/22 Perkins-Cohen Aff. ¶ 32–⁠33]—⁠does not undermine the reliability of their opinions on other relevant issues in this case, including whether the funding provided by the State is sufficient to allow BCPSS to comply with State standards.</w:t>
       </w:r>
       <w:r>
         <w:t xml:space="preserve"> </w:t>
@@ -21515,7 +21495,7 @@
         <w:t xml:space="preserve"> </w:t>
       </w:r>
       <w:r>
-        <w:t xml:space="preserve">Specifically, 12.7% of elementary students are proficient in Math, and 22.6% proficient in ELA; 7.5% of middle school students are proficient in Math, and 28.5% proficient in ELA; and 14.2% of high school students are proficient in Math, and 40.1% proficient in ELA. See https://​​reportcard.​msde.​maryland.​gov/​​Graphs/​​#/​​ReportCards/​​ReportCardSchool/​​1/​​E/​​1/​​30/​​XXXX/​​2023. This Court may take judicial notice of these scores. See</w:t>
+        <w:t xml:space="preserve">Specifically, 12.7% of elementary students are proficient in Math, and 22.6% proficient in ELA; 7.5% of middle school students are proficient in Math, and 28.5% proficient in ELA; and 14.2% of high school students are proficient in Math, and 40.1% proficient in ELA. See https://​reportcard.​msde.​maryland.​gov/​Graphs/​#/​ReportCards/​ReportCardSchool/​1/​E/​1/​30/​XXXX/​2023. This Court may take judicial notice of these scores. See</w:t>
       </w:r>
       <w:r>
         <w:t xml:space="preserve"> </w:t>
@@ -21597,7 +21577,7 @@
         <w:noBreakHyphen/>
       </w:r>
       <w:r>
-        <w:t xml:space="preserve">2023 Report Card shows a BCPSS 4-year cohort high school graduation rate of 68.65%, and 51.56% for students with disabilities. See https://​​reportcard.​msde.​maryland.​gov/​​Graphs/​​#/​​ReportCards/​​ReportCardSchool/​​1/​​E/​​1/​​30/​​XXXX/​​2023; https://​​reportcard.​msde.​maryland.​gov/​​Graphs/​​#/​​ReportCards/​​ReportCardSchool/​​1/​​E/​​1/​​99/​​XXXX/​​2023. The 2022 BCPSS dropout rate for all students was double that of the statewide rate. Compare https://​​reportcard.​msde.​maryland.​gov/​​Graphs/​​#/​​Graduation/​​DropOut/​​1/​​6/​​3/​​1/​​30/​​XXXX/​​2022 (showing BCPSS’ dropout rate as 17.79%) to https://​​reportcard.​msde.​maryland.​gov/​​Graphs/​​#/​​Graduation/​​DropOut/​​1/​​6/​​3/​​1/​​99/​​XXXX/​​2022 (showing that Maryland’s overall dropout rate is 8.54%). BCPSS student performance on college entrance exams and the percent of BCPSS students that enroll in two- or four-year colleges in their first year after graduation also continue to be substantially lower than results seen statewide. Compare https://​​reportcard.​msde.​maryland.​gov/​​Graphs/​​#/​​Assessments/​​CollegeReadiness_SAT/​​6/​​3/​​1/​​30/​​XXXX/​​2022 (BCPSS’ 2022 mean ACT and SAT scores were 22 and 875 respectively) with https://​​reportcard.​msde.​maryland.​gov/​​Graphs/​​#/​​Graduation/​​GradRate/​​1/​​6/​​3/​​1/​​99/​​XXXX (Maryland state averages in 2022 were 24 and 1072 respectively); compare https://​​reportcard.​msde.​maryland.​gov/​​Graphs/​​#/​​Graduation/​​CollegeEnroll/​​6/​​3/​​1/​​1/​​30/​​XXXX (BCPSS college enrollment rate in 2021 was 46.6%) with https://​​reportcard.​msde.​maryland.​gov/​​Graphs/​​#/​​Graduation/​​CollegeEnroll/​​6/​​3/​​1/​​1/​​99/​​XXXX (Maryland statewide enrollment at 59.8% in 2021).. See Note 4, supra (citing cases regarding judicial notice).</w:t>
+        <w:t xml:space="preserve">2023 Report Card shows a BCPSS 4-year cohort high school graduation rate of 68.65%, and 51.56% for students with disabilities. See https://​reportcard.​msde.​maryland.​gov/​Graphs/​#/​ReportCards/​ReportCardSchool/​1/​E/​1/​30/​XXXX/​2023; https://​reportcard.​msde.​maryland.​gov/​Graphs/​#/​ReportCards/​ReportCardSchool/​1/​E/​1/​99/​XXXX/​2023. The 2022 BCPSS dropout rate for all students was double that of the statewide rate. Compare https://​reportcard.​msde.​maryland.​gov/​Graphs/​#/​Graduation/​DropOut/​1/​6/​3/​1/​30/​XXXX/​2022 (showing BCPSS’ dropout rate as 17.79%) to https://​reportcard.​msde.​maryland.​gov/​Graphs/​#/​Graduation/​DropOut/​1/​6/​3/​1/​99/​XXXX/​2022 (showing that Maryland’s overall dropout rate is 8.54%). BCPSS student performance on college entrance exams and the percent of BCPSS students that enroll in two- or four-year colleges in their first year after graduation also continue to be substantially lower than results seen statewide. Compare https://​reportcard.​msde.​maryland.​gov/​Graphs/​#/​Assessments/​CollegeReadiness_SAT/​6/​3/​1/​30/​XXXX/​2022 (BCPSS’ 2022 mean ACT and SAT scores were 22 and 875 respectively) with https://​reportcard.​msde.​maryland.​gov/​Graphs/​#/​Graduation/​GradRate/​1/​6/​3/​1/​99/​XXXX (Maryland state averages in 2022 were 24 and 1072 respectively); compare https://​reportcard.​msde.​maryland.​gov/​Graphs/​#/​Graduation/​CollegeEnroll/​6/​3/​1/​1/​30/​XXXX (BCPSS college enrollment rate in 2021 was 46.6%) with https://​reportcard.​msde.​maryland.​gov/​Graphs/​#/​Graduation/​CollegeEnroll/​6/​3/​1/​1/​99/​XXXX (Maryland statewide enrollment at 59.8% in 2021).. See Note 4, supra (citing cases regarding judicial notice).</w:t>
       </w:r>
     </w:p>
   </w:footnote>
@@ -21616,31 +21596,7 @@
         <w:t xml:space="preserve"> </w:t>
       </w:r>
       <w:r>
-        <w:t xml:space="preserve">The Court should also take judicial notice of and consider the official government sources raising serious concerns about the State’s budget and its capacity to fully fund the Blueprint in subsequent years—issues that provide even more uncertainty as to whether full funding under the Blueprint Act will ever be achieved. See, e.g., Dep’t of Legis. Servs., Fiscal Briefing (Jan. 2024) https://​​mgaleg.​maryland.​gov/​​meeting_material/​​2024/​​w&amp;m%20-%20133504350092455377%20-%202024_Fiscal_Briefing_Final.​pdf?emci=07417456</w:t>
-      </w:r>
-      <w:r>
-        <w:noBreakHyphen/>
-      </w:r>
-      <w:r>
-        <w:t xml:space="preserve">91bb-​ee11-​b660</w:t>
-      </w:r>
-      <w:r>
-        <w:noBreakHyphen/>
-      </w:r>
-      <w:r>
-        <w:t xml:space="preserve">002248223197&amp;emdi=d1967c0b</w:t>
-      </w:r>
-      <w:r>
-        <w:noBreakHyphen/>
-      </w:r>
-      <w:r>
-        <w:t xml:space="preserve">9fbb-​ee11-​b660</w:t>
-      </w:r>
-      <w:r>
-        <w:noBreakHyphen/>
-      </w:r>
-      <w:r>
-        <w:t xml:space="preserve">002248223197&amp;ceid=7821473 (showing that Blueprint Fund will be depleted in FY27 and there will be a shortfall that will grow in future years). The Maryland State Department of Education has also indicated that the Blueprint Act needs to be adjusted to fully address the needs of students living in neighborhoods of concentrated poverty; and more of the student population in Baltimore City lives in concentrated poverty than other school districts across the state. MSDE, Report on Neighborhood Indicators of Poverty – Updated Report (October 2022), available at: https://​​www.​marylandpublicschools.​org/​​Blueprint/​​Documents/​​BlueprintReportNeighborhoodIndicatorsPoverty.​pdf. See Note 4, supra (citing cases regarding judicial notice).</w:t>
+        <w:t xml:space="preserve">The Court should also take judicial notice of and consider the official government sources raising serious concerns about the State’s budget and its capacity to fully fund the Blueprint in subsequent years—issues that provide even more uncertainty as to whether full funding under the Blueprint Act will ever be achieved. See, e.g., Dep’t of Legis. Servs., Fiscal Briefing (Jan. 2024) https://​mgaleg.​maryland.​gov/​meeting_material/​2024/​w&amp;​m%20-%20133504350092455377%20-%202024_Fiscal_Briefing_Final.​pdf?​emci=07417456-⁠91bb-​ee11-​b660-⁠002248223197&amp;​emdi=d1967c0b-⁠9fbb-​ee11-​b660-⁠002248223197&amp;​ceid=7821473 (showing that Blueprint Fund will be depleted in FY27 and there will be a shortfall that will grow in future years). The Maryland State Department of Education has also indicated that the Blueprint Act needs to be adjusted to fully address the needs of students living in neighborhoods of concentrated poverty; and more of the student population in Baltimore City lives in concentrated poverty than other school districts across the state. MSDE, Report on Neighborhood Indicators of Poverty – Updated Report (October 2022), available at: https://​www.​marylandpublicschools.​org/​Blueprint/​Documents/​BlueprintReportNeighborhoodIndicatorsPoverty.​pdf. See Note 4, supra (citing cases regarding judicial notice).</w:t>
       </w:r>
     </w:p>
   </w:footnote>
@@ -22733,6 +22689,33 @@
       <w:ind w:left="2160" w:hanging="720"/>
     </w:pPr>
   </w:style>
+  <w:style w:type="paragraph" w:customStyle="1" w:styleId="XdQuoteList1">
+    <w:name w:val="Xd Quote List 1"/>
+    <w:basedOn w:val="Normal"/>
+    <w:qFormat/>
+    <w:pPr>
+      <w:spacing w:before="0" w:after="0" w:line="299" w:lineRule="exact"/>
+      <w:ind w:left="1440" w:right="720" w:hanging="720"/>
+    </w:pPr>
+  </w:style>
+  <w:style w:type="paragraph" w:customStyle="1" w:styleId="XdQuoteList2">
+    <w:name w:val="Xd Quote List 2"/>
+    <w:basedOn w:val="Normal"/>
+    <w:qFormat/>
+    <w:pPr>
+      <w:spacing w:before="0" w:after="0" w:line="299" w:lineRule="exact"/>
+      <w:ind w:left="2160" w:right="720" w:hanging="720"/>
+    </w:pPr>
+  </w:style>
+  <w:style w:type="paragraph" w:customStyle="1" w:styleId="XdQuoteList3">
+    <w:name w:val="Xd Quote List 3"/>
+    <w:basedOn w:val="Normal"/>
+    <w:qFormat/>
+    <w:pPr>
+      <w:spacing w:before="0" w:after="0" w:line="299" w:lineRule="exact"/>
+      <w:ind w:left="2880" w:right="720" w:hanging="720"/>
+    </w:pPr>
+  </w:style>
   <w:style w:type="paragraph" w:customStyle="1" w:styleId="XdQuoteOnly">
     <w:name w:val="XdQuoteOnly"/>
     <w:basedOn w:val="BodyText"/>

--- a/courts/fourth-circuit/maryland/state/court-of-special-appeals/reply-brief/usage/OUTPUT-reply-brief.docx
+++ b/courts/fourth-circuit/maryland/state/court-of-special-appeals/reply-brief/usage/OUTPUT-reply-brief.docx
@@ -133,11 +133,7 @@
           <w:b/>
           <w:bCs/>
         </w:rPr>
-        <w:t xml:space="preserve">ACM-REG</w:t>
-        <w:noBreakHyphen/>
-        <w:t xml:space="preserve">0209</w:t>
-        <w:noBreakHyphen/>
-        <w:t xml:space="preserve">2023</w:t>
+        <w:t xml:space="preserve">ACM-REG-⁠0209-⁠2023</w:t>
       </w:r>
     </w:p>
     <w:p>
@@ -939,9 +935,7 @@
               <w:t xml:space="preserve"> </w:t>
             </w:r>
             <w:r>
-              <w:t xml:space="preserve">861</w:t>
-              <w:noBreakHyphen/>
-              <w:t xml:space="preserve">1522</w:t>
+              <w:t xml:space="preserve">861-⁠1522</w:t>
             </w:r>
           </w:p>
           <w:p>
@@ -1191,9 +1185,7 @@
               <w:t xml:space="preserve"> </w:t>
             </w:r>
             <w:r>
-              <w:t xml:space="preserve">965</w:t>
-              <w:noBreakHyphen/>
-              <w:t xml:space="preserve">2200</w:t>
+              <w:t xml:space="preserve">965-⁠2200</w:t>
             </w:r>
           </w:p>
           <w:p>
@@ -1653,9 +1645,7 @@
               <w:t xml:space="preserve"> </w:t>
             </w:r>
             <w:r>
-              <w:t xml:space="preserve">889</w:t>
-              <w:noBreakHyphen/>
-              <w:t xml:space="preserve">8550</w:t>
+              <w:t xml:space="preserve">889-⁠8550</w:t>
             </w:r>
           </w:p>
           <w:p>
@@ -4159,9 +4149,7 @@
         <w:t xml:space="preserve"> </w:t>
       </w:r>
       <w:r>
-        <w:t xml:space="preserve">8</w:t>
-        <w:noBreakHyphen/>
-        <w:t xml:space="preserve">112</w:t>
+        <w:t xml:space="preserve">8-⁠112</w:t>
       </w:r>
       <w:r>
         <w:t xml:space="preserve">   </w:t>
@@ -13657,19 +13645,7 @@
         <w:t xml:space="preserve">Bradford, et. al. v. Maryland State Bd. Of Educ.</w:t>
       </w:r>
       <w:r>
-        <w:t xml:space="preserve">, (No. ACM-REG</w:t>
-      </w:r>
-      <w:r>
-        <w:noBreakHyphen/>
-      </w:r>
-      <w:r>
-        <w:t xml:space="preserve">0209</w:t>
-      </w:r>
-      <w:r>
-        <w:noBreakHyphen/>
-      </w:r>
-      <w:r>
-        <w:t xml:space="preserve">2023) (Jan. 12, 2024) (“Education Law Center Amicus Br.”) at 3–4.</w:t>
+        <w:t xml:space="preserve">, (No. ACM-REG-⁠0209-⁠2023) (Jan. 12, 2024) (“Education Law Center Amicus Br.”) at 3–4.</w:t>
       </w:r>
     </w:p>
     <w:p>
@@ -16466,13 +16442,7 @@
         <w:pStyle w:val="BodyTextNote"/>
       </w:pPr>
       <w:r>
-        <w:t xml:space="preserve">The evidence shows that BCPSS students continue to achieve significantly lower proficiency rates in English Language Arts (“ELA”) and Math compared to state targets. [P MSJ at 16–17]. For example, in its 2019 assessment of school performance, the State reported that 17.9% of BCPSS elementary students were proficient in Math, and 18.6% proficient in ELA; 13.5% of middle school students were proficient in Math, and 22.7% proficient in ELA; and 21.8% of high school students were proficient in Algebra I, and 32.9% proficient in ELA 10. The most recent report, from 2022</w:t>
-      </w:r>
-      <w:r>
-        <w:noBreakHyphen/>
-      </w:r>
-      <w:r>
-        <w:t xml:space="preserve">23, shows that BCPSS students continue to underperform.</w:t>
+        <w:t xml:space="preserve">The evidence shows that BCPSS students continue to achieve significantly lower proficiency rates in English Language Arts (“ELA”) and Math compared to state targets. [P MSJ at 16–17]. For example, in its 2019 assessment of school performance, the State reported that 17.9% of BCPSS elementary students were proficient in Math, and 18.6% proficient in ELA; 13.5% of middle school students were proficient in Math, and 22.7% proficient in ELA; and 21.8% of high school students were proficient in Algebra I, and 32.9% proficient in ELA 10. The most recent report, from 2022-⁠23, shows that BCPSS students continue to underperform.</w:t>
       </w:r>
       <w:r>
         <w:rPr>
@@ -16509,13 +16479,7 @@
         <w:t xml:space="preserve"> </w:t>
       </w:r>
       <w:r>
-        <w:t xml:space="preserve">at 20]. The most recent report, from 2022</w:t>
-      </w:r>
-      <w:r>
-        <w:noBreakHyphen/>
-      </w:r>
-      <w:r>
-        <w:t xml:space="preserve">23, again shows that BCPSS students continue to underperform.</w:t>
+        <w:t xml:space="preserve">at 20]. The most recent report, from 2022-⁠23, again shows that BCPSS students continue to underperform.</w:t>
       </w:r>
       <w:r>
         <w:rPr>
@@ -19389,13 +19353,7 @@
         <w:pStyle w:val="BodyText"/>
       </w:pPr>
       <w:r>
-        <w:t xml:space="preserve">The fact that the legislature enacted the Blueprint and the Built to Learn Act, or that BCPSS was the recipient of emergency COVID</w:t>
-      </w:r>
-      <w:r>
-        <w:noBreakHyphen/>
-      </w:r>
-      <w:r>
-        <w:t xml:space="preserve">19 federal funding, does not relieve Appellee from its evidentiary burden to prove actual compliance.</w:t>
+        <w:t xml:space="preserve">The fact that the legislature enacted the Blueprint and the Built to Learn Act, or that BCPSS was the recipient of emergency COVID-⁠19 federal funding, does not relieve Appellee from its evidentiary burden to prove actual compliance.</w:t>
       </w:r>
       <w:r>
         <w:t xml:space="preserve"> </w:t>
@@ -21074,9 +21032,7 @@
               <w:t xml:space="preserve"> </w:t>
             </w:r>
             <w:r>
-              <w:t xml:space="preserve">861</w:t>
-              <w:noBreakHyphen/>
-              <w:t xml:space="preserve">1522</w:t>
+              <w:t xml:space="preserve">861-⁠1522</w:t>
             </w:r>
           </w:p>
           <w:p>
@@ -21229,9 +21185,7 @@
           <w:b/>
           <w:bCs/>
         </w:rPr>
-        <w:t xml:space="preserve">8</w:t>
-        <w:noBreakHyphen/>
-        <w:t xml:space="preserve">112</w:t>
+        <w:t xml:space="preserve">8-⁠112</w:t>
       </w:r>
     </w:p>
     <w:p>
@@ -21245,13 +21199,7 @@
         <w:tab/>
       </w:r>
       <w:r>
-        <w:t xml:space="preserve">This brief contains 11,530 words, excluding the parts of the brief exempted from the word count by Rule 8</w:t>
-      </w:r>
-      <w:r>
-        <w:noBreakHyphen/>
-      </w:r>
-      <w:r>
-        <w:t xml:space="preserve">503.</w:t>
+        <w:t xml:space="preserve">This brief contains 11,530 words, excluding the parts of the brief exempted from the word count by Rule 8-⁠503.</w:t>
       </w:r>
     </w:p>
     <w:p>
@@ -21265,13 +21213,7 @@
         <w:tab/>
       </w:r>
       <w:r>
-        <w:t xml:space="preserve">This brief complies with the requirements stated in Rule 8</w:t>
-      </w:r>
-      <w:r>
-        <w:noBreakHyphen/>
-      </w:r>
-      <w:r>
-        <w:t xml:space="preserve">112.</w:t>
+        <w:t xml:space="preserve">This brief complies with the requirements stated in Rule 8-⁠112.</w:t>
       </w:r>
     </w:p>
     <w:p>
@@ -21371,13 +21313,7 @@
         <w:t xml:space="preserve"> </w:t>
       </w:r>
       <w:r>
-        <w:t xml:space="preserve">Phone: (202) 861</w:t>
-      </w:r>
-      <w:r>
-        <w:noBreakHyphen/>
-      </w:r>
-      <w:r>
-        <w:t xml:space="preserve">1522</w:t>
+        <w:t xml:space="preserve">Phone: (202) 861-⁠1522</w:t>
       </w:r>
       <w:r>
         <w:t xml:space="preserve"> </w:t>
@@ -21571,13 +21507,7 @@
         <w:t xml:space="preserve"> </w:t>
       </w:r>
       <w:r>
-        <w:t xml:space="preserve">The 2022</w:t>
-      </w:r>
-      <w:r>
-        <w:noBreakHyphen/>
-      </w:r>
-      <w:r>
-        <w:t xml:space="preserve">2023 Report Card shows a BCPSS 4-year cohort high school graduation rate of 68.65%, and 51.56% for students with disabilities. See https://​reportcard.​msde.​maryland.​gov/​Graphs/​#/​ReportCards/​ReportCardSchool/​1/​E/​1/​30/​XXXX/​2023; https://​reportcard.​msde.​maryland.​gov/​Graphs/​#/​ReportCards/​ReportCardSchool/​1/​E/​1/​99/​XXXX/​2023. The 2022 BCPSS dropout rate for all students was double that of the statewide rate. Compare https://​reportcard.​msde.​maryland.​gov/​Graphs/​#/​Graduation/​DropOut/​1/​6/​3/​1/​30/​XXXX/​2022 (showing BCPSS’ dropout rate as 17.79%) to https://​reportcard.​msde.​maryland.​gov/​Graphs/​#/​Graduation/​DropOut/​1/​6/​3/​1/​99/​XXXX/​2022 (showing that Maryland’s overall dropout rate is 8.54%). BCPSS student performance on college entrance exams and the percent of BCPSS students that enroll in two- or four-year colleges in their first year after graduation also continue to be substantially lower than results seen statewide. Compare https://​reportcard.​msde.​maryland.​gov/​Graphs/​#/​Assessments/​CollegeReadiness_SAT/​6/​3/​1/​30/​XXXX/​2022 (BCPSS’ 2022 mean ACT and SAT scores were 22 and 875 respectively) with https://​reportcard.​msde.​maryland.​gov/​Graphs/​#/​Graduation/​GradRate/​1/​6/​3/​1/​99/​XXXX (Maryland state averages in 2022 were 24 and 1072 respectively); compare https://​reportcard.​msde.​maryland.​gov/​Graphs/​#/​Graduation/​CollegeEnroll/​6/​3/​1/​1/​30/​XXXX (BCPSS college enrollment rate in 2021 was 46.6%) with https://​reportcard.​msde.​maryland.​gov/​Graphs/​#/​Graduation/​CollegeEnroll/​6/​3/​1/​1/​99/​XXXX (Maryland statewide enrollment at 59.8% in 2021).. See Note 4, supra (citing cases regarding judicial notice).</w:t>
+        <w:t xml:space="preserve">The 2022-⁠2023 Report Card shows a BCPSS 4-year cohort high school graduation rate of 68.65%, and 51.56% for students with disabilities. See https://​reportcard.​msde.​maryland.​gov/​Graphs/​#/​ReportCards/​ReportCardSchool/​1/​E/​1/​30/​XXXX/​2023; https://​reportcard.​msde.​maryland.​gov/​Graphs/​#/​ReportCards/​ReportCardSchool/​1/​E/​1/​99/​XXXX/​2023. The 2022 BCPSS dropout rate for all students was double that of the statewide rate. Compare https://​reportcard.​msde.​maryland.​gov/​Graphs/​#/​Graduation/​DropOut/​1/​6/​3/​1/​30/​XXXX/​2022 (showing BCPSS’ dropout rate as 17.79%) to https://​reportcard.​msde.​maryland.​gov/​Graphs/​#/​Graduation/​DropOut/​1/​6/​3/​1/​99/​XXXX/​2022 (showing that Maryland’s overall dropout rate is 8.54%). BCPSS student performance on college entrance exams and the percent of BCPSS students that enroll in two- or four-year colleges in their first year after graduation also continue to be substantially lower than results seen statewide. Compare https://​reportcard.​msde.​maryland.​gov/​Graphs/​#/​Assessments/​CollegeReadiness_SAT/​6/​3/​1/​30/​XXXX/​2022 (BCPSS’ 2022 mean ACT and SAT scores were 22 and 875 respectively) with https://​reportcard.​msde.​maryland.​gov/​Graphs/​#/​Graduation/​GradRate/​1/​6/​3/​1/​99/​XXXX (Maryland state averages in 2022 were 24 and 1072 respectively); compare https://​reportcard.​msde.​maryland.​gov/​Graphs/​#/​Graduation/​CollegeEnroll/​6/​3/​1/​1/​30/​XXXX (BCPSS college enrollment rate in 2021 was 46.6%) with https://​reportcard.​msde.​maryland.​gov/​Graphs/​#/​Graduation/​CollegeEnroll/​6/​3/​1/​1/​99/​XXXX (Maryland statewide enrollment at 59.8% in 2021).. See Note 4, supra (citing cases regarding judicial notice).</w:t>
       </w:r>
     </w:p>
   </w:footnote>
@@ -22437,7 +22367,7 @@
     <w:qFormat/>
     <w:pPr>
       <w:keepLines/>
-      <w:spacing w:before="0" w:after="140" w:line="299" w:lineRule="exact"/>
+      <w:spacing w:before="23" w:after="140" w:line="299" w:lineRule="exact"/>
     </w:pPr>
     <w:rPr>
       <w:sz w:val="26"/>
